--- a/lessons/7-9-group2/homework.docx
+++ b/lessons/7-9-group2/homework.docx
@@ -115,7 +115,7 @@
           <wp:inline distT="0" distB="0" distL="0" distR="0">
             <wp:extent cx="1047750" cy="790575"/>
             <wp:effectExtent t="0" r="0" b="0" l="0"/>
-            <wp:docPr id="1" name="" descr="" title=""/>
+            <wp:docPr id="1" name="Reflection" descr="Picture illustrating the vocabulary word &quot;Reflection&quot;" title="Reflection"/>
             <wp:cNvGraphicFramePr>
               <a:graphicFrameLocks xmlns:a="http://schemas.openxmlformats.org/drawingml/2006/main" noChangeAspect="1"/>
             </wp:cNvGraphicFramePr>
@@ -161,10 +161,10 @@
           <w:b/>
           <w:bCs/>
         </w:rPr>
-        <w:t xml:space="preserve">Reflect Points Across Axes (Reflejar puntos sobre los ejes)</w:t>
-      </w:r>
-      <w:r>
-        <w:t xml:space="preserve"> — Flip a point across an axis so it stays the same perpendicular distance from that axis.</w:t>
+        <w:t xml:space="preserve">Reflection (Reflexión)</w:t>
+      </w:r>
+      <w:r>
+        <w:t xml:space="preserve"> — A flipped, mirror image across a line.</w:t>
       </w:r>
     </w:p>
     <w:p>
@@ -178,7 +178,7 @@
           <wp:inline distT="0" distB="0" distL="0" distR="0">
             <wp:extent cx="1047750" cy="790575"/>
             <wp:effectExtent t="0" r="0" b="0" l="0"/>
-            <wp:docPr id="1" name="" descr="" title=""/>
+            <wp:docPr id="1" name="x-axis" descr="Picture illustrating the vocabulary word &quot;x-axis&quot;" title="x-axis"/>
             <wp:cNvGraphicFramePr>
               <a:graphicFrameLocks xmlns:a="http://schemas.openxmlformats.org/drawingml/2006/main" noChangeAspect="1"/>
             </wp:cNvGraphicFramePr>
@@ -224,10 +224,10 @@
           <w:b/>
           <w:bCs/>
         </w:rPr>
-        <w:t xml:space="preserve">Reflection (Reflexión)</w:t>
-      </w:r>
-      <w:r>
-        <w:t xml:space="preserve"> — A flipped, mirror image across a line.</w:t>
+        <w:t xml:space="preserve">x-axis (Eje x)</w:t>
+      </w:r>
+      <w:r>
+        <w:t xml:space="preserve"> — The line that goes across the grid. Flipping over it changes the y sign.</w:t>
       </w:r>
     </w:p>
     <w:p>
@@ -241,7 +241,70 @@
           <wp:inline distT="0" distB="0" distL="0" distR="0">
             <wp:extent cx="1047750" cy="790575"/>
             <wp:effectExtent t="0" r="0" b="0" l="0"/>
-            <wp:docPr id="1" name="" descr="" title=""/>
+            <wp:docPr id="1" name="y-axis" descr="Picture illustrating the vocabulary word &quot;y-axis&quot;" title="y-axis"/>
+            <wp:cNvGraphicFramePr>
+              <a:graphicFrameLocks xmlns:a="http://schemas.openxmlformats.org/drawingml/2006/main" noChangeAspect="1"/>
+            </wp:cNvGraphicFramePr>
+            <a:graphic xmlns:a="http://schemas.openxmlformats.org/drawingml/2006/main">
+              <a:graphicData uri="http://schemas.openxmlformats.org/drawingml/2006/picture">
+                <pic:pic xmlns:pic="http://schemas.openxmlformats.org/drawingml/2006/picture">
+                  <pic:nvPicPr>
+                    <pic:cNvPr id="0" name="" descr=""/>
+                    <pic:cNvPicPr>
+                      <a:picLocks noChangeAspect="1" noChangeArrowheads="1"/>
+                    </pic:cNvPicPr>
+                  </pic:nvPicPr>
+                  <pic:blipFill>
+                    <a:blip r:embed="rId8" cstate="none"/>
+                    <a:srcRect/>
+                    <a:stretch>
+                      <a:fillRect/>
+                    </a:stretch>
+                  </pic:blipFill>
+                  <pic:spPr bwMode="auto">
+                    <a:xfrm>
+                      <a:off x="0" y="0"/>
+                      <a:ext cx="1047750" cy="790575"/>
+                    </a:xfrm>
+                    <a:prstGeom prst="rect">
+                      <a:avLst/>
+                    </a:prstGeom>
+                  </pic:spPr>
+                </pic:pic>
+              </a:graphicData>
+            </a:graphic>
+          </wp:inline>
+        </w:drawing>
+      </w:r>
+    </w:p>
+    <w:p>
+      <w:pPr>
+        <w:keepNext/>
+        <w:spacing w:after="120"/>
+      </w:pPr>
+      <w:r>
+        <w:rPr>
+          <w:b/>
+          <w:bCs/>
+        </w:rPr>
+        <w:t xml:space="preserve">y-axis (Eje y)</w:t>
+      </w:r>
+      <w:r>
+        <w:t xml:space="preserve"> — The line that goes up the grid. Flipping over it changes the x sign.</w:t>
+      </w:r>
+    </w:p>
+    <w:p>
+      <w:pPr>
+        <w:keepNext/>
+        <w:spacing w:after="20" w:before="80"/>
+        <w:jc w:val="center"/>
+      </w:pPr>
+      <w:r>
+        <w:drawing>
+          <wp:inline distT="0" distB="0" distL="0" distR="0">
+            <wp:extent cx="1047750" cy="790575"/>
+            <wp:effectExtent t="0" r="0" b="0" l="0"/>
+            <wp:docPr id="1" name="Symmetry" descr="Picture illustrating the vocabulary word &quot;Symmetry&quot;" title="Symmetry"/>
             <wp:cNvGraphicFramePr>
               <a:graphicFrameLocks xmlns:a="http://schemas.openxmlformats.org/drawingml/2006/main" noChangeAspect="1"/>
             </wp:cNvGraphicFramePr>
@@ -287,10 +350,10 @@
           <w:b/>
           <w:bCs/>
         </w:rPr>
-        <w:t xml:space="preserve">x-axis (Eje x)</w:t>
-      </w:r>
-      <w:r>
-        <w:t xml:space="preserve"> — The line that goes across the grid. Flipping over it changes the y sign.</w:t>
+        <w:t xml:space="preserve">Symmetry (Simetría)</w:t>
+      </w:r>
+      <w:r>
+        <w:t xml:space="preserve"> — When a shape looks the same on both sides of a line.</w:t>
       </w:r>
     </w:p>
     <w:p>
@@ -304,70 +367,7 @@
           <wp:inline distT="0" distB="0" distL="0" distR="0">
             <wp:extent cx="1047750" cy="790575"/>
             <wp:effectExtent t="0" r="0" b="0" l="0"/>
-            <wp:docPr id="1" name="" descr="" title=""/>
-            <wp:cNvGraphicFramePr>
-              <a:graphicFrameLocks xmlns:a="http://schemas.openxmlformats.org/drawingml/2006/main" noChangeAspect="1"/>
-            </wp:cNvGraphicFramePr>
-            <a:graphic xmlns:a="http://schemas.openxmlformats.org/drawingml/2006/main">
-              <a:graphicData uri="http://schemas.openxmlformats.org/drawingml/2006/picture">
-                <pic:pic xmlns:pic="http://schemas.openxmlformats.org/drawingml/2006/picture">
-                  <pic:nvPicPr>
-                    <pic:cNvPr id="0" name="" descr=""/>
-                    <pic:cNvPicPr>
-                      <a:picLocks noChangeAspect="1" noChangeArrowheads="1"/>
-                    </pic:cNvPicPr>
-                  </pic:nvPicPr>
-                  <pic:blipFill>
-                    <a:blip r:embed="rId9" cstate="none"/>
-                    <a:srcRect/>
-                    <a:stretch>
-                      <a:fillRect/>
-                    </a:stretch>
-                  </pic:blipFill>
-                  <pic:spPr bwMode="auto">
-                    <a:xfrm>
-                      <a:off x="0" y="0"/>
-                      <a:ext cx="1047750" cy="790575"/>
-                    </a:xfrm>
-                    <a:prstGeom prst="rect">
-                      <a:avLst/>
-                    </a:prstGeom>
-                  </pic:spPr>
-                </pic:pic>
-              </a:graphicData>
-            </a:graphic>
-          </wp:inline>
-        </w:drawing>
-      </w:r>
-    </w:p>
-    <w:p>
-      <w:pPr>
-        <w:keepNext/>
-        <w:spacing w:after="120"/>
-      </w:pPr>
-      <w:r>
-        <w:rPr>
-          <w:b/>
-          <w:bCs/>
-        </w:rPr>
-        <w:t xml:space="preserve">y-axis (Eje y)</w:t>
-      </w:r>
-      <w:r>
-        <w:t xml:space="preserve"> — The line that goes up the grid. Flipping over it changes the x sign.</w:t>
-      </w:r>
-    </w:p>
-    <w:p>
-      <w:pPr>
-        <w:keepNext/>
-        <w:spacing w:after="20" w:before="80"/>
-        <w:jc w:val="center"/>
-      </w:pPr>
-      <w:r>
-        <w:drawing>
-          <wp:inline distT="0" distB="0" distL="0" distR="0">
-            <wp:extent cx="1047750" cy="790575"/>
-            <wp:effectExtent t="0" r="0" b="0" l="0"/>
-            <wp:docPr id="1" name="" descr="" title=""/>
+            <wp:docPr id="1" name="Integer" descr="Picture illustrating the vocabulary word &quot;Integer&quot;" title="Integer"/>
             <wp:cNvGraphicFramePr>
               <a:graphicFrameLocks xmlns:a="http://schemas.openxmlformats.org/drawingml/2006/main" noChangeAspect="1"/>
             </wp:cNvGraphicFramePr>
@@ -413,10 +413,10 @@
           <w:b/>
           <w:bCs/>
         </w:rPr>
-        <w:t xml:space="preserve">Symmetry (Simetría)</w:t>
-      </w:r>
-      <w:r>
-        <w:t xml:space="preserve"> — When a shape looks the same on both sides of a line.</w:t>
+        <w:t xml:space="preserve">Integer (Número entero)</w:t>
+      </w:r>
+      <w:r>
+        <w:t xml:space="preserve"> — Whole numbers and their opposites, like -2, -1, 0, 1, 2.</w:t>
       </w:r>
     </w:p>
     <w:p>
@@ -430,7 +430,7 @@
           <wp:inline distT="0" distB="0" distL="0" distR="0">
             <wp:extent cx="1047750" cy="790575"/>
             <wp:effectExtent t="0" r="0" b="0" l="0"/>
-            <wp:docPr id="1" name="" descr="" title=""/>
+            <wp:docPr id="1" name="Perpendicular" descr="Picture illustrating the vocabulary word &quot;Perpendicular&quot;" title="Perpendicular"/>
             <wp:cNvGraphicFramePr>
               <a:graphicFrameLocks xmlns:a="http://schemas.openxmlformats.org/drawingml/2006/main" noChangeAspect="1"/>
             </wp:cNvGraphicFramePr>
@@ -476,69 +476,6 @@
           <w:b/>
           <w:bCs/>
         </w:rPr>
-        <w:t xml:space="preserve">Integer (Número entero)</w:t>
-      </w:r>
-      <w:r>
-        <w:t xml:space="preserve"> — Whole numbers and their opposites, like -2, -1, 0, 1, 2.</w:t>
-      </w:r>
-    </w:p>
-    <w:p>
-      <w:pPr>
-        <w:keepNext/>
-        <w:spacing w:after="20" w:before="80"/>
-        <w:jc w:val="center"/>
-      </w:pPr>
-      <w:r>
-        <w:drawing>
-          <wp:inline distT="0" distB="0" distL="0" distR="0">
-            <wp:extent cx="1047750" cy="790575"/>
-            <wp:effectExtent t="0" r="0" b="0" l="0"/>
-            <wp:docPr id="1" name="" descr="" title=""/>
-            <wp:cNvGraphicFramePr>
-              <a:graphicFrameLocks xmlns:a="http://schemas.openxmlformats.org/drawingml/2006/main" noChangeAspect="1"/>
-            </wp:cNvGraphicFramePr>
-            <a:graphic xmlns:a="http://schemas.openxmlformats.org/drawingml/2006/main">
-              <a:graphicData uri="http://schemas.openxmlformats.org/drawingml/2006/picture">
-                <pic:pic xmlns:pic="http://schemas.openxmlformats.org/drawingml/2006/picture">
-                  <pic:nvPicPr>
-                    <pic:cNvPr id="0" name="" descr=""/>
-                    <pic:cNvPicPr>
-                      <a:picLocks noChangeAspect="1" noChangeArrowheads="1"/>
-                    </pic:cNvPicPr>
-                  </pic:nvPicPr>
-                  <pic:blipFill>
-                    <a:blip r:embed="rId12" cstate="none"/>
-                    <a:srcRect/>
-                    <a:stretch>
-                      <a:fillRect/>
-                    </a:stretch>
-                  </pic:blipFill>
-                  <pic:spPr bwMode="auto">
-                    <a:xfrm>
-                      <a:off x="0" y="0"/>
-                      <a:ext cx="1047750" cy="790575"/>
-                    </a:xfrm>
-                    <a:prstGeom prst="rect">
-                      <a:avLst/>
-                    </a:prstGeom>
-                  </pic:spPr>
-                </pic:pic>
-              </a:graphicData>
-            </a:graphic>
-          </wp:inline>
-        </w:drawing>
-      </w:r>
-    </w:p>
-    <w:p>
-      <w:pPr>
-        <w:keepNext/>
-        <w:spacing w:after="120"/>
-      </w:pPr>
-      <w:r>
-        <w:rPr>
-          <w:b/>
-          <w:bCs/>
-        </w:rPr>
         <w:t xml:space="preserve">Perpendicular (Perpendicular)</w:t>
       </w:r>
       <w:r>
@@ -587,7 +524,7 @@
         <w:spacing w:after="40" w:before="0"/>
       </w:pPr>
       <w:r>
-        <w:t xml:space="preserve">     A. (3, -5)</w:t>
+        <w:t xml:space="preserve">     A. (-3, -5)</w:t>
       </w:r>
     </w:p>
     <w:p>
@@ -595,7 +532,7 @@
         <w:spacing w:after="40" w:before="0"/>
       </w:pPr>
       <w:r>
-        <w:t xml:space="preserve">     B. (-3, -5)</w:t>
+        <w:t xml:space="preserve">     B. (-3, 5)</w:t>
       </w:r>
     </w:p>
     <w:p>
@@ -603,7 +540,7 @@
         <w:spacing w:after="40" w:before="0"/>
       </w:pPr>
       <w:r>
-        <w:t xml:space="preserve">     C. (3, 5)</w:t>
+        <w:t xml:space="preserve">     C. (3, -5)</w:t>
       </w:r>
     </w:p>
     <w:p>
@@ -611,7 +548,7 @@
         <w:spacing w:after="40" w:before="0"/>
       </w:pPr>
       <w:r>
-        <w:t xml:space="preserve">     D. (-3, 5)</w:t>
+        <w:t xml:space="preserve">     D. (3, 5)</w:t>
       </w:r>
     </w:p>
     <w:p>
@@ -882,7 +819,7 @@
           <w:b/>
           <w:bCs/>
         </w:rPr>
-        <w:t xml:space="preserve">1. A. (3, -5)</w:t>
+        <w:t xml:space="preserve">1. C. (3, -5)</w:t>
       </w:r>
     </w:p>
     <w:p>
@@ -1183,7 +1120,14 @@
 <file path=word/styles.xml><?xml version="1.0" encoding="utf-8"?>
 <w:styles xmlns:mc="http://schemas.openxmlformats.org/markup-compatibility/2006" xmlns:r="http://schemas.openxmlformats.org/officeDocument/2006/relationships" xmlns:w="http://schemas.openxmlformats.org/wordprocessingml/2006/main" xmlns:w14="http://schemas.microsoft.com/office/word/2010/wordml" xmlns:w15="http://schemas.microsoft.com/office/word/2012/wordml" mc:Ignorable="w14 w15">
   <w:docDefaults>
-    <w:rPrDefault/>
+    <w:rPrDefault>
+      <w:rPr>
+        <w:rFonts w:ascii="Arial" w:cs="Arial" w:eastAsia="Arial" w:hAnsi="Arial"/>
+        <w:sz w:val="22"/>
+        <w:szCs w:val="22"/>
+        <w:lang w:val="en-US"/>
+      </w:rPr>
+    </w:rPrDefault>
     <w:pPrDefault/>
   </w:docDefaults>
   <w:style w:type="paragraph" w:styleId="Title">
@@ -1201,10 +1145,16 @@
     <w:basedOn w:val="Normal"/>
     <w:next w:val="Normal"/>
     <w:qFormat/>
-    <w:rPr>
-      <w:color w:val="2E74B5"/>
-      <w:sz w:val="32"/>
-      <w:szCs w:val="32"/>
+    <w:pPr>
+      <w:keepNext/>
+    </w:pPr>
+    <w:rPr>
+      <w:rFonts w:ascii="Arial" w:cs="Arial" w:eastAsia="Arial" w:hAnsi="Arial"/>
+      <w:b/>
+      <w:bCs/>
+      <w:color w:val="183E56"/>
+      <w:sz w:val="34"/>
+      <w:szCs w:val="34"/>
     </w:rPr>
   </w:style>
   <w:style w:type="paragraph" w:styleId="Heading2">
@@ -1212,8 +1162,14 @@
     <w:basedOn w:val="Normal"/>
     <w:next w:val="Normal"/>
     <w:qFormat/>
-    <w:rPr>
-      <w:color w:val="2E74B5"/>
+    <w:pPr>
+      <w:keepNext/>
+    </w:pPr>
+    <w:rPr>
+      <w:rFonts w:ascii="Arial" w:cs="Arial" w:eastAsia="Arial" w:hAnsi="Arial"/>
+      <w:b/>
+      <w:bCs/>
+      <w:color w:val="176B70"/>
       <w:sz w:val="26"/>
       <w:szCs w:val="26"/>
     </w:rPr>

--- a/lessons/7-9-group2/homework.docx
+++ b/lessons/7-9-group2/homework.docx
@@ -792,148 +792,6 @@
         <w:t xml:space="preserve">______________________________________________________________________</w:t>
       </w:r>
     </w:p>
-    <w:p>
-      <w:r>
-        <w:br w:type="page"/>
-      </w:r>
-    </w:p>
-    <w:p>
-      <w:pPr>
-        <w:pStyle w:val="Heading1"/>
-        <w:spacing w:after="120"/>
-      </w:pPr>
-      <w:r>
-        <w:rPr>
-          <w:b/>
-          <w:bCs/>
-        </w:rPr>
-        <w:t xml:space="preserve">Answer Key (Teacher)</w:t>
-      </w:r>
-    </w:p>
-    <w:p>
-      <w:pPr>
-        <w:spacing w:after="40" w:before="0"/>
-      </w:pPr>
-      <w:r>
-        <w:rPr>
-          <w:b/>
-          <w:bCs/>
-        </w:rPr>
-        <w:t xml:space="preserve">1. C. (3, -5)</w:t>
-      </w:r>
-    </w:p>
-    <w:p>
-      <w:pPr>
-        <w:spacing w:after="20" w:before="0"/>
-      </w:pPr>
-      <w:r>
-        <w:t xml:space="preserve">     Over x-axis: (-3, 5) → (-3, -5). Then over y-axis: (-3, -5) → (3, -5). Both coordinates changed sign.</w:t>
-      </w:r>
-    </w:p>
-    <w:p>
-      <w:pPr>
-        <w:spacing w:after="80" w:before="0"/>
-      </w:pPr>
-      <w:r>
-        <w:rPr>
-          <w:i/>
-          <w:iCs/>
-        </w:rPr>
-        <w:t xml:space="preserve">     Watch for: A common mistake in Reflect Points Across Axes is flipping the sign of the wrong coordinate — changing the x-coordinate when reflecting over the x-axis, instead of the y-coordinate (or vice versa for the y-axis). For example, to reflect (3, -5) over the x-axis, a student might flip the x-coordinate and write (-3, -5), but reflecting over the x-axis only changes the sign of the y-coordinate: (3, -5) becomes (3, 5). Before you submit, ask: 'Did I flip the sign of the coordinate that matches the axis I'm reflecting over — y for the x-axis, x for the y-axis?'</w:t>
-      </w:r>
-    </w:p>
-    <w:p>
-      <w:pPr>
-        <w:spacing w:after="40" w:before="0"/>
-      </w:pPr>
-      <w:r>
-        <w:rPr>
-          <w:b/>
-          <w:bCs/>
-        </w:rPr>
-        <w:t xml:space="preserve">2. Spot the Common Mistake</w:t>
-      </w:r>
-    </w:p>
-    <w:p>
-      <w:pPr>
-        <w:spacing w:after="20" w:before="0"/>
-      </w:pPr>
-      <w:r>
-        <w:t xml:space="preserve">     The mistake is in Step 2.</w:t>
-      </w:r>
-    </w:p>
-    <w:p>
-      <w:pPr>
-        <w:spacing w:after="20" w:before="0"/>
-      </w:pPr>
-      <w:r>
-        <w:t xml:space="preserve">     Correct work: Reflecting over the x-axis changes the y-coordinate, not the x-coordinate. The rule is (x, y) -&gt; (x, -y). For (-3, -8), keep x as -3 and flip y: -8 becomes 8. The correct reflection is (-3, 8), not (3, -8). The negative signs do not change which coordinate flips — the axis does.</w:t>
-      </w:r>
-    </w:p>
-    <w:p>
-      <w:pPr>
-        <w:spacing w:after="80" w:before="0"/>
-      </w:pPr>
-      <w:r>
-        <w:t xml:space="preserve">     Watch for: The Attempt step flips the x-coordinate because both numbers are negative, but the signs of the coordinates never decide which one flips — the axis does. Over the x-axis the rule is (x, y) → (x, -y), so (-3, -8) reflects to (-3, 8), moving up across the horizontal axis.</w:t>
-      </w:r>
-    </w:p>
-    <w:p>
-      <w:pPr>
-        <w:spacing w:after="40" w:before="0"/>
-      </w:pPr>
-      <w:r>
-        <w:rPr>
-          <w:b/>
-          <w:bCs/>
-        </w:rPr>
-        <w:t xml:space="preserve">3. Find the Reflection Error</w:t>
-      </w:r>
-    </w:p>
-    <w:p>
-      <w:pPr>
-        <w:spacing w:after="20" w:before="0"/>
-      </w:pPr>
-      <w:r>
-        <w:t xml:space="preserve">     The mistake is in Step 2.</w:t>
-      </w:r>
-    </w:p>
-    <w:p>
-      <w:pPr>
-        <w:spacing w:after="20" w:before="0"/>
-      </w:pPr>
-      <w:r>
-        <w:t xml:space="preserve">     Correct work: Reflecting over the y-axis changes the x-coordinate, not the y-coordinate. The correct reflection of (-3, 5) over the y-axis is (3, 5). The student confused which coordinate changes for each axis.</w:t>
-      </w:r>
-    </w:p>
-    <w:p>
-      <w:pPr>
-        <w:spacing w:after="80" w:before="0"/>
-      </w:pPr>
-      <w:r>
-        <w:t xml:space="preserve">     Watch for: The student's thinking step says the vertical y-axis changes the y-coordinate, but the axis name tells you which coordinate stays the same. Over the y-axis the rule is (x, y) → (-x, y), so (-3, 5) reflects to (3, 5), not (-3, -5).</w:t>
-      </w:r>
-    </w:p>
-    <w:p>
-      <w:pPr>
-        <w:spacing w:after="40" w:before="0"/>
-      </w:pPr>
-      <w:r>
-        <w:rPr>
-          <w:b/>
-          <w:bCs/>
-        </w:rPr>
-        <w:t xml:space="preserve">4. Open response — answers will vary.</w:t>
-      </w:r>
-    </w:p>
-    <w:p>
-      <w:pPr>
-        <w:spacing w:after="80" w:before="0"/>
-      </w:pPr>
-      <w:r>
-        <w:t xml:space="preserve">     Look for key words: reflection, y-axis, x-coordinate, opposite, congruent, same size, same shape, mirror.</w:t>
-      </w:r>
-    </w:p>
     <w:sectPr>
       <w:pgSz w:w="11906" w:h="16838" w:orient="portrait"/>
       <w:pgMar w:top="720" w:right="900" w:bottom="720" w:left="900" w:header="708" w:footer="708" w:gutter="0"/>
